--- a/naresh_n+/network_weekend_jaisam/Network.docx
+++ b/naresh_n+/network_weekend_jaisam/Network.docx
@@ -2763,10 +2763,7 @@
       </w:r>
       <w:proofErr w:type="gramStart"/>
       <w:r>
-        <w:t xml:space="preserve">mask  </w:t>
-      </w:r>
-      <w:r>
-        <w:t>=</w:t>
+        <w:t>mask  =</w:t>
       </w:r>
       <w:proofErr w:type="gramEnd"/>
       <w:r>
@@ -3328,6 +3325,485 @@
         </w:tc>
       </w:tr>
     </w:tbl>
+    <w:p/>
+    <w:p/>
+    <w:p/>
+    <w:p/>
+    <w:p/>
+    <w:p>
+      <w:r>
+        <w:t>Lan infrastructure</w:t>
+      </w:r>
+    </w:p>
+    <w:p/>
+    <w:p>
+      <w:r>
+        <w:tab/>
+        <w:t>Switching</w:t>
+      </w:r>
+    </w:p>
+    <w:p>
+      <w:r>
+        <w:tab/>
+        <w:t>Enable static routing</w:t>
+      </w:r>
+    </w:p>
+    <w:p>
+      <w:r>
+        <w:tab/>
+        <w:t xml:space="preserve">Dynamic routing </w:t>
+      </w:r>
+    </w:p>
+    <w:p>
+      <w:r>
+        <w:tab/>
+        <w:t xml:space="preserve">Virtual lans =&gt; </w:t>
+      </w:r>
+    </w:p>
+    <w:p>
+      <w:r>
+        <w:tab/>
+        <w:t xml:space="preserve">Soho </w:t>
+      </w:r>
+      <w:proofErr w:type="gramStart"/>
+      <w:r>
+        <w:t xml:space="preserve">network </w:t>
+      </w:r>
+      <w:r>
+        <w:t xml:space="preserve"> (</w:t>
+      </w:r>
+      <w:proofErr w:type="gramEnd"/>
+      <w:r>
+        <w:t xml:space="preserve">small office / Home </w:t>
+      </w:r>
+      <w:proofErr w:type="gramStart"/>
+      <w:r>
+        <w:t>office )</w:t>
+      </w:r>
+      <w:proofErr w:type="gramEnd"/>
+      <w:r>
+        <w:t xml:space="preserve"> </w:t>
+      </w:r>
+    </w:p>
+    <w:p/>
+    <w:p/>
+    <w:p/>
+    <w:p/>
+    <w:p/>
+    <w:p>
+      <w:r>
+        <w:lastRenderedPageBreak/>
+        <w:t xml:space="preserve">Wan infrastructure </w:t>
+      </w:r>
+    </w:p>
+    <w:p>
+      <w:r>
+        <w:tab/>
+      </w:r>
+    </w:p>
+    <w:p/>
+    <w:p>
+      <w:r>
+        <w:t xml:space="preserve">Wan connectivity methods </w:t>
+      </w:r>
+    </w:p>
+    <w:p>
+      <w:r>
+        <w:tab/>
+        <w:t>Leased line (</w:t>
+      </w:r>
+      <w:proofErr w:type="gramStart"/>
+      <w:r>
+        <w:t xml:space="preserve">Dedicated) </w:t>
+      </w:r>
+      <w:r>
+        <w:t xml:space="preserve"> =</w:t>
+      </w:r>
+      <w:proofErr w:type="gramEnd"/>
+      <w:r>
+        <w:t xml:space="preserve">&gt; high security, hight speed, very expensive, </w:t>
+      </w:r>
+      <w:proofErr w:type="spellStart"/>
+      <w:proofErr w:type="gramStart"/>
+      <w:r>
+        <w:t>eg.</w:t>
+      </w:r>
+      <w:proofErr w:type="spellEnd"/>
+      <w:r>
+        <w:t>.</w:t>
+      </w:r>
+      <w:proofErr w:type="gramEnd"/>
+      <w:r>
+        <w:t xml:space="preserve"> Banks use this </w:t>
+      </w:r>
+    </w:p>
+    <w:p>
+      <w:r>
+        <w:tab/>
+        <w:t>Packet Switching =</w:t>
+      </w:r>
+      <w:proofErr w:type="gramStart"/>
+      <w:r>
+        <w:t>&gt;  cost</w:t>
+      </w:r>
+      <w:proofErr w:type="gramEnd"/>
+      <w:r>
+        <w:t>-</w:t>
+      </w:r>
+      <w:proofErr w:type="gramStart"/>
+      <w:r>
+        <w:t>effective ,</w:t>
+      </w:r>
+      <w:proofErr w:type="gramEnd"/>
+      <w:r>
+        <w:t xml:space="preserve"> MPLS </w:t>
+      </w:r>
+    </w:p>
+    <w:p>
+      <w:r>
+        <w:tab/>
+        <w:t xml:space="preserve">VPN =&gt; Virtual private </w:t>
+      </w:r>
+      <w:proofErr w:type="gramStart"/>
+      <w:r>
+        <w:t>network  =&gt;  remote</w:t>
+      </w:r>
+      <w:proofErr w:type="gramEnd"/>
+      <w:r>
+        <w:t xml:space="preserve"> worker (WFH) </w:t>
+      </w:r>
+    </w:p>
+    <w:p/>
+    <w:p>
+      <w:r>
+        <w:t xml:space="preserve">VoIP =&gt; voice over IP </w:t>
+      </w:r>
+    </w:p>
+    <w:p>
+      <w:r>
+        <w:t xml:space="preserve"> </w:t>
+      </w:r>
+      <w:r>
+        <w:tab/>
+        <w:t>Microphone (Analog signal)</w:t>
+      </w:r>
+    </w:p>
+    <w:p>
+      <w:r>
+        <w:tab/>
+        <w:t>Converts your voice into digital 1s and 0s</w:t>
+      </w:r>
+    </w:p>
+    <w:p>
+      <w:r>
+        <w:tab/>
+        <w:t xml:space="preserve">Split into packets sent over the </w:t>
+      </w:r>
+      <w:proofErr w:type="spellStart"/>
+      <w:r>
+        <w:t>ip</w:t>
+      </w:r>
+      <w:proofErr w:type="spellEnd"/>
+      <w:r>
+        <w:t xml:space="preserve"> </w:t>
+      </w:r>
+      <w:proofErr w:type="gramStart"/>
+      <w:r>
+        <w:t>network  (</w:t>
+      </w:r>
+      <w:proofErr w:type="gramEnd"/>
+      <w:r>
+        <w:t xml:space="preserve">UDP) </w:t>
+      </w:r>
+    </w:p>
+    <w:p>
+      <w:r>
+        <w:tab/>
+        <w:t xml:space="preserve">Packets are reassembled into audio </w:t>
+      </w:r>
+    </w:p>
+    <w:p>
+      <w:r>
+        <w:t xml:space="preserve">SIP (Session initiation protocol) </w:t>
+      </w:r>
+      <w:r>
+        <w:t xml:space="preserve">=&gt; this is a </w:t>
+      </w:r>
+      <w:proofErr w:type="spellStart"/>
+      <w:r>
+        <w:t>ringng</w:t>
+      </w:r>
+      <w:proofErr w:type="spellEnd"/>
+      <w:r>
+        <w:t xml:space="preserve"> phase </w:t>
+      </w:r>
+    </w:p>
+    <w:p>
+      <w:r>
+        <w:t xml:space="preserve">RTP (Real-time transport protocol) </w:t>
+      </w:r>
+    </w:p>
+    <w:p/>
+    <w:p/>
+    <w:p>
+      <w:r>
+        <w:t xml:space="preserve">Remote networking </w:t>
+      </w:r>
+    </w:p>
+    <w:p>
+      <w:r>
+        <w:t xml:space="preserve">Remote access Implementations </w:t>
+      </w:r>
+    </w:p>
+    <w:p>
+      <w:r>
+        <w:tab/>
+        <w:t xml:space="preserve">Client-site </w:t>
+      </w:r>
+      <w:proofErr w:type="gramStart"/>
+      <w:r>
+        <w:t>VPN  =</w:t>
+      </w:r>
+      <w:proofErr w:type="gramEnd"/>
+      <w:r>
+        <w:t xml:space="preserve">&gt; used for remote </w:t>
+      </w:r>
+      <w:proofErr w:type="gramStart"/>
+      <w:r>
+        <w:t>workers ,</w:t>
+      </w:r>
+      <w:proofErr w:type="gramEnd"/>
+      <w:r>
+        <w:t xml:space="preserve"> a single laptop </w:t>
+      </w:r>
+      <w:proofErr w:type="gramStart"/>
+      <w:r>
+        <w:t>install</w:t>
+      </w:r>
+      <w:proofErr w:type="gramEnd"/>
+      <w:r>
+        <w:t xml:space="preserve"> a </w:t>
+      </w:r>
+      <w:proofErr w:type="spellStart"/>
+      <w:r>
+        <w:t>vpn</w:t>
+      </w:r>
+      <w:proofErr w:type="spellEnd"/>
+      <w:r>
+        <w:t xml:space="preserve"> client and connect</w:t>
+      </w:r>
+    </w:p>
+    <w:p>
+      <w:r>
+        <w:tab/>
+        <w:t xml:space="preserve">Site-to-site </w:t>
+      </w:r>
+      <w:proofErr w:type="spellStart"/>
+      <w:r>
+        <w:t>vpn</w:t>
+      </w:r>
+      <w:proofErr w:type="spellEnd"/>
+      <w:r>
+        <w:t xml:space="preserve"> =&gt; Chennai to Bangalore </w:t>
+      </w:r>
+    </w:p>
+    <w:p/>
+    <w:p/>
+    <w:p/>
+    <w:p>
+      <w:r>
+        <w:t xml:space="preserve">System security </w:t>
+      </w:r>
+    </w:p>
+    <w:p>
+      <w:r>
+        <w:tab/>
+        <w:t xml:space="preserve">Firewall </w:t>
+      </w:r>
+      <w:r>
+        <w:t xml:space="preserve">=&gt; config set of rules </w:t>
+      </w:r>
+    </w:p>
+    <w:p>
+      <w:r>
+        <w:tab/>
+        <w:t xml:space="preserve">IDS (Instruction Detection System) </w:t>
+      </w:r>
+    </w:p>
+    <w:p>
+      <w:r>
+        <w:tab/>
+        <w:t>IPS (instruction Prevention System)</w:t>
+      </w:r>
+    </w:p>
+    <w:p/>
+    <w:p>
+      <w:r>
+        <w:t xml:space="preserve">Authentication vs authorization </w:t>
+      </w:r>
+    </w:p>
+    <w:p/>
+    <w:p>
+      <w:r>
+        <w:lastRenderedPageBreak/>
+        <w:t>Authentication (</w:t>
+      </w:r>
+      <w:proofErr w:type="gramStart"/>
+      <w:r>
+        <w:t>MFA)  =</w:t>
+      </w:r>
+      <w:proofErr w:type="gramEnd"/>
+      <w:r>
+        <w:t>&gt; authenticator app</w:t>
+      </w:r>
+    </w:p>
+    <w:p/>
+    <w:p>
+      <w:r>
+        <w:t xml:space="preserve">Encryption methods </w:t>
+      </w:r>
+    </w:p>
+    <w:p>
+      <w:r>
+        <w:tab/>
+        <w:t xml:space="preserve">Symmetric Encryption (one </w:t>
+      </w:r>
+      <w:proofErr w:type="gramStart"/>
+      <w:r>
+        <w:t>key)  (</w:t>
+      </w:r>
+      <w:proofErr w:type="gramEnd"/>
+      <w:r>
+        <w:t>AES)</w:t>
+      </w:r>
+    </w:p>
+    <w:p>
+      <w:r>
+        <w:tab/>
+      </w:r>
+      <w:proofErr w:type="spellStart"/>
+      <w:r>
+        <w:t>Asymmentric</w:t>
+      </w:r>
+      <w:proofErr w:type="spellEnd"/>
+      <w:r>
+        <w:t xml:space="preserve"> Encryption (Two </w:t>
+      </w:r>
+      <w:proofErr w:type="gramStart"/>
+      <w:r>
+        <w:t>keys)  (</w:t>
+      </w:r>
+      <w:proofErr w:type="gramEnd"/>
+      <w:r>
+        <w:t>RSA)</w:t>
+      </w:r>
+    </w:p>
+    <w:p>
+      <w:r>
+        <w:tab/>
+      </w:r>
+      <w:r>
+        <w:tab/>
+        <w:t xml:space="preserve">Public key </w:t>
+      </w:r>
+    </w:p>
+    <w:p>
+      <w:r>
+        <w:tab/>
+      </w:r>
+      <w:r>
+        <w:tab/>
+        <w:t xml:space="preserve">Private key  </w:t>
+      </w:r>
+    </w:p>
+    <w:p/>
+    <w:p>
+      <w:r>
+        <w:t>SSL/</w:t>
+      </w:r>
+      <w:proofErr w:type="gramStart"/>
+      <w:r>
+        <w:t>TLS  =</w:t>
+      </w:r>
+      <w:proofErr w:type="gramEnd"/>
+      <w:r>
+        <w:t>&gt; application layer (layer 7)</w:t>
+      </w:r>
+    </w:p>
+    <w:p/>
+    <w:p/>
+    <w:p>
+      <w:r>
+        <w:t xml:space="preserve">Network perimeter security </w:t>
+      </w:r>
+    </w:p>
+    <w:p/>
+    <w:p>
+      <w:r>
+        <w:tab/>
+        <w:t xml:space="preserve">Firewall &amp; ACL (Access control </w:t>
+      </w:r>
+      <w:proofErr w:type="gramStart"/>
+      <w:r>
+        <w:t>lists )</w:t>
+      </w:r>
+      <w:proofErr w:type="gramEnd"/>
+    </w:p>
+    <w:p>
+      <w:r>
+        <w:tab/>
+        <w:t xml:space="preserve"> </w:t>
+      </w:r>
+      <w:r>
+        <w:tab/>
+        <w:t xml:space="preserve"> It checks source </w:t>
+      </w:r>
+      <w:proofErr w:type="spellStart"/>
+      <w:r>
+        <w:t>ip</w:t>
+      </w:r>
+      <w:proofErr w:type="spellEnd"/>
+      <w:r>
+        <w:t xml:space="preserve">, destination </w:t>
+      </w:r>
+      <w:proofErr w:type="spellStart"/>
+      <w:r>
+        <w:t>ip</w:t>
+      </w:r>
+      <w:proofErr w:type="spellEnd"/>
+      <w:r>
+        <w:t xml:space="preserve"> and port </w:t>
+      </w:r>
+      <w:proofErr w:type="gramStart"/>
+      <w:r>
+        <w:t>number ,</w:t>
+      </w:r>
+      <w:proofErr w:type="gramEnd"/>
+      <w:r>
+        <w:t xml:space="preserve"> either permits or denies the packet </w:t>
+      </w:r>
+    </w:p>
+    <w:p/>
+    <w:p>
+      <w:r>
+        <w:tab/>
+        <w:t xml:space="preserve">DMZ (demilitarized </w:t>
+      </w:r>
+      <w:proofErr w:type="gramStart"/>
+      <w:r>
+        <w:t>zone )</w:t>
+      </w:r>
+      <w:proofErr w:type="gramEnd"/>
+    </w:p>
+    <w:p/>
+    <w:p/>
+    <w:p/>
+    <w:p>
+      <w:r>
+        <w:tab/>
+      </w:r>
+    </w:p>
+    <w:p/>
     <w:p/>
     <w:p/>
     <w:p/>

--- a/naresh_n+/network_weekend_jaisam/Network.docx
+++ b/naresh_n+/network_weekend_jaisam/Network.docx
@@ -3797,15 +3797,498 @@
     </w:p>
     <w:p/>
     <w:p/>
-    <w:p/>
-    <w:p>
-      <w:r>
-        <w:tab/>
-      </w:r>
-    </w:p>
-    <w:p/>
-    <w:p/>
-    <w:p/>
+    <w:p>
+      <w:r>
+        <w:t xml:space="preserve">IDS =&gt; alert the unusual </w:t>
+      </w:r>
+      <w:proofErr w:type="gramStart"/>
+      <w:r>
+        <w:t>traffic ,</w:t>
+      </w:r>
+      <w:proofErr w:type="gramEnd"/>
+      <w:r>
+        <w:t xml:space="preserve"> and it does not stop the packet </w:t>
+      </w:r>
+    </w:p>
+    <w:p>
+      <w:r>
+        <w:t xml:space="preserve">IPS =&gt; drops the packet </w:t>
+      </w:r>
+    </w:p>
+    <w:p/>
+    <w:p/>
+    <w:p>
+      <w:r>
+        <w:t>Protect network traffic using IPsec</w:t>
+      </w:r>
+    </w:p>
+    <w:p/>
+    <w:p>
+      <w:proofErr w:type="spellStart"/>
+      <w:r>
+        <w:t>Ipsec</w:t>
+      </w:r>
+      <w:proofErr w:type="spellEnd"/>
+      <w:r>
+        <w:t xml:space="preserve"> (Internet protocol security) =&gt; it operates at layer 3 </w:t>
+      </w:r>
+    </w:p>
+    <w:p>
+      <w:r>
+        <w:tab/>
+      </w:r>
+      <w:r>
+        <w:tab/>
+      </w:r>
+      <w:r>
+        <w:tab/>
+      </w:r>
+      <w:r>
+        <w:tab/>
+        <w:t>AH (Authentication Header), ESP (Encapsulating security payload)</w:t>
+      </w:r>
+    </w:p>
+    <w:p/>
+    <w:p>
+      <w:r>
+        <w:t xml:space="preserve">Transport mode =&gt; encrypts only the </w:t>
+      </w:r>
+      <w:proofErr w:type="gramStart"/>
+      <w:r>
+        <w:t>data ,</w:t>
+      </w:r>
+      <w:proofErr w:type="gramEnd"/>
+      <w:r>
+        <w:t xml:space="preserve"> original </w:t>
+      </w:r>
+      <w:proofErr w:type="spellStart"/>
+      <w:r>
+        <w:t>ip</w:t>
+      </w:r>
+      <w:proofErr w:type="spellEnd"/>
+      <w:r>
+        <w:t xml:space="preserve"> address </w:t>
+      </w:r>
+      <w:proofErr w:type="gramStart"/>
+      <w:r>
+        <w:t>remain</w:t>
+      </w:r>
+      <w:proofErr w:type="gramEnd"/>
+      <w:r>
+        <w:t xml:space="preserve"> visible </w:t>
+      </w:r>
+    </w:p>
+    <w:p>
+      <w:r>
+        <w:t xml:space="preserve">Tunnel mode =&gt; Takes the entire original </w:t>
+      </w:r>
+      <w:proofErr w:type="spellStart"/>
+      <w:r>
+        <w:t>ip</w:t>
+      </w:r>
+      <w:proofErr w:type="spellEnd"/>
+      <w:r>
+        <w:t xml:space="preserve"> </w:t>
+      </w:r>
+      <w:proofErr w:type="gramStart"/>
+      <w:r>
+        <w:t>packet ,</w:t>
+      </w:r>
+      <w:proofErr w:type="gramEnd"/>
+      <w:r>
+        <w:t xml:space="preserve"> encrypts, and wraps it inside a brand new </w:t>
+      </w:r>
+      <w:proofErr w:type="spellStart"/>
+      <w:r>
+        <w:t>ip</w:t>
+      </w:r>
+      <w:proofErr w:type="spellEnd"/>
+      <w:r>
+        <w:t xml:space="preserve"> packet </w:t>
+      </w:r>
+    </w:p>
+    <w:p>
+      <w:r>
+        <w:lastRenderedPageBreak/>
+        <w:t xml:space="preserve">Network security and Threats </w:t>
+      </w:r>
+    </w:p>
+    <w:p/>
+    <w:p>
+      <w:r>
+        <w:tab/>
+        <w:t xml:space="preserve">Attackers have different goals </w:t>
+      </w:r>
+    </w:p>
+    <w:p>
+      <w:r>
+        <w:tab/>
+      </w:r>
+      <w:r>
+        <w:tab/>
+        <w:t xml:space="preserve">Steal data, </w:t>
+      </w:r>
+    </w:p>
+    <w:p>
+      <w:r>
+        <w:tab/>
+      </w:r>
+      <w:r>
+        <w:tab/>
+        <w:t>Money</w:t>
+      </w:r>
+    </w:p>
+    <w:p>
+      <w:r>
+        <w:tab/>
+      </w:r>
+      <w:r>
+        <w:tab/>
+        <w:t xml:space="preserve">Just want to break things </w:t>
+      </w:r>
+    </w:p>
+    <w:p/>
+    <w:p/>
+    <w:p>
+      <w:r>
+        <w:t xml:space="preserve">DOS attack =&gt; Denial of service </w:t>
+      </w:r>
+    </w:p>
+    <w:p>
+      <w:r>
+        <w:t xml:space="preserve">DDOS attack =&gt; Distributed denial of service </w:t>
+      </w:r>
+    </w:p>
+    <w:p>
+      <w:r>
+        <w:tab/>
+      </w:r>
+    </w:p>
+    <w:p/>
+    <w:p/>
+    <w:p/>
+    <w:p>
+      <w:r>
+        <w:t xml:space="preserve">Network management </w:t>
+      </w:r>
+    </w:p>
+    <w:p>
+      <w:r>
+        <w:tab/>
+        <w:t>SNMP (Simple network management protocol) =&gt; (</w:t>
+      </w:r>
+      <w:proofErr w:type="spellStart"/>
+      <w:r>
+        <w:t>cpu</w:t>
+      </w:r>
+      <w:proofErr w:type="spellEnd"/>
+      <w:r>
+        <w:t xml:space="preserve"> usage, temperature, bandwidth) from routers and switch in real-time</w:t>
+      </w:r>
+    </w:p>
+    <w:p/>
+    <w:p/>
+    <w:p/>
+    <w:p>
+      <w:r>
+        <w:t>Configuration management &amp; documentation</w:t>
+      </w:r>
+    </w:p>
+    <w:p>
+      <w:r>
+        <w:tab/>
+      </w:r>
+      <w:r>
+        <w:tab/>
+        <w:t xml:space="preserve">Detailed records of network topologies </w:t>
+      </w:r>
+    </w:p>
+    <w:p>
+      <w:r>
+        <w:tab/>
+      </w:r>
+      <w:r>
+        <w:tab/>
+        <w:t>Ip address maps</w:t>
+      </w:r>
+    </w:p>
+    <w:p>
+      <w:r>
+        <w:tab/>
+      </w:r>
+      <w:r>
+        <w:tab/>
+        <w:t xml:space="preserve">Baseline performance metrics </w:t>
+      </w:r>
+    </w:p>
+    <w:p/>
+    <w:p/>
+    <w:p>
+      <w:r>
+        <w:t xml:space="preserve">Network performance optimization </w:t>
+      </w:r>
+    </w:p>
+    <w:p>
+      <w:r>
+        <w:tab/>
+        <w:t xml:space="preserve">Tools like </w:t>
+      </w:r>
+      <w:proofErr w:type="spellStart"/>
+      <w:r>
+        <w:t>Qos</w:t>
+      </w:r>
+      <w:proofErr w:type="spellEnd"/>
+      <w:r>
+        <w:t xml:space="preserve"> (Quality of </w:t>
+      </w:r>
+      <w:proofErr w:type="gramStart"/>
+      <w:r>
+        <w:t>service )</w:t>
+      </w:r>
+      <w:proofErr w:type="gramEnd"/>
+      <w:r>
+        <w:t xml:space="preserve"> =&gt; prioritize your important traffic </w:t>
+      </w:r>
+      <w:proofErr w:type="gramStart"/>
+      <w:r>
+        <w:t>( video</w:t>
+      </w:r>
+      <w:proofErr w:type="gramEnd"/>
+      <w:r>
+        <w:t xml:space="preserve"> lecture, Download large </w:t>
+      </w:r>
+      <w:proofErr w:type="gramStart"/>
+      <w:r>
+        <w:t>file )</w:t>
+      </w:r>
+      <w:proofErr w:type="gramEnd"/>
+    </w:p>
+    <w:p/>
+    <w:p/>
+    <w:p/>
+    <w:p>
+      <w:r>
+        <w:lastRenderedPageBreak/>
+        <w:t xml:space="preserve">Network troubleshooting </w:t>
+      </w:r>
+    </w:p>
+    <w:p>
+      <w:r>
+        <w:tab/>
+      </w:r>
+    </w:p>
+    <w:p>
+      <w:r>
+        <w:tab/>
+      </w:r>
+      <w:r>
+        <w:tab/>
+        <w:t xml:space="preserve">Hardware troubleshooting tools </w:t>
+      </w:r>
+    </w:p>
+    <w:p>
+      <w:r>
+        <w:tab/>
+      </w:r>
+      <w:r>
+        <w:tab/>
+      </w:r>
+      <w:r>
+        <w:tab/>
+        <w:t xml:space="preserve">Cable tester </w:t>
+      </w:r>
+      <w:r>
+        <w:t>=&gt; internal copper broken or crossed</w:t>
+      </w:r>
+    </w:p>
+    <w:p>
+      <w:r>
+        <w:tab/>
+      </w:r>
+      <w:r>
+        <w:tab/>
+      </w:r>
+      <w:r>
+        <w:tab/>
+        <w:t xml:space="preserve">Tone generator &amp; probe =&gt; used to locate specific unlabelled wire in messy server closet </w:t>
+      </w:r>
+    </w:p>
+    <w:p>
+      <w:r>
+        <w:tab/>
+      </w:r>
+      <w:r>
+        <w:tab/>
+      </w:r>
+      <w:r>
+        <w:tab/>
+        <w:t xml:space="preserve">Loopback plug =&gt; plugs directly into a computer network </w:t>
+      </w:r>
+      <w:proofErr w:type="gramStart"/>
+      <w:r>
+        <w:t>port  (</w:t>
+      </w:r>
+      <w:proofErr w:type="gramEnd"/>
+      <w:r>
+        <w:t>to check NIC)</w:t>
+      </w:r>
+    </w:p>
+    <w:p/>
+    <w:p/>
+    <w:p>
+      <w:r>
+        <w:t xml:space="preserve">Network troubleshooting </w:t>
+      </w:r>
+      <w:proofErr w:type="spellStart"/>
+      <w:r>
+        <w:t>utitlies</w:t>
+      </w:r>
+      <w:proofErr w:type="spellEnd"/>
+      <w:r>
+        <w:t xml:space="preserve"> </w:t>
+      </w:r>
+    </w:p>
+    <w:p/>
+    <w:p>
+      <w:r>
+        <w:tab/>
+      </w:r>
+      <w:proofErr w:type="gramStart"/>
+      <w:r>
+        <w:t>Ping :</w:t>
+      </w:r>
+      <w:proofErr w:type="gramEnd"/>
+      <w:r>
+        <w:t xml:space="preserve"> tests basic connectivity </w:t>
+      </w:r>
+    </w:p>
+    <w:p>
+      <w:r>
+        <w:tab/>
+      </w:r>
+      <w:proofErr w:type="gramStart"/>
+      <w:r>
+        <w:t>Tracert :</w:t>
+      </w:r>
+      <w:proofErr w:type="gramEnd"/>
+      <w:r>
+        <w:t xml:space="preserve"> shows every router hop </w:t>
+      </w:r>
+    </w:p>
+    <w:p>
+      <w:r>
+        <w:tab/>
+      </w:r>
+      <w:proofErr w:type="spellStart"/>
+      <w:proofErr w:type="gramStart"/>
+      <w:r>
+        <w:t>Nslookup</w:t>
+      </w:r>
+      <w:proofErr w:type="spellEnd"/>
+      <w:r>
+        <w:t xml:space="preserve"> :</w:t>
+      </w:r>
+      <w:proofErr w:type="gramEnd"/>
+      <w:r>
+        <w:t xml:space="preserve"> </w:t>
+      </w:r>
+      <w:proofErr w:type="spellStart"/>
+      <w:r>
+        <w:t>dns</w:t>
+      </w:r>
+      <w:proofErr w:type="spellEnd"/>
+      <w:r>
+        <w:t xml:space="preserve"> server translating the name properly </w:t>
+      </w:r>
+      <w:r>
+        <w:tab/>
+      </w:r>
+    </w:p>
+    <w:p>
+      <w:r>
+        <w:tab/>
+      </w:r>
+      <w:proofErr w:type="gramStart"/>
+      <w:r>
+        <w:t>Netstat :</w:t>
+      </w:r>
+      <w:proofErr w:type="gramEnd"/>
+      <w:r>
+        <w:t xml:space="preserve"> shows all active connections </w:t>
+      </w:r>
+    </w:p>
+    <w:p/>
+    <w:p>
+      <w:r>
+        <w:t xml:space="preserve">Common connectivity issues </w:t>
+      </w:r>
+    </w:p>
+    <w:p>
+      <w:r>
+        <w:tab/>
+        <w:t>Physical layer failures =&gt; cable is unplugged, cut or too long (</w:t>
+      </w:r>
+      <w:proofErr w:type="spellStart"/>
+      <w:r>
+        <w:t>exceedin</w:t>
+      </w:r>
+      <w:proofErr w:type="spellEnd"/>
+      <w:r>
+        <w:t xml:space="preserve"> 100 meters for ethernet)</w:t>
+      </w:r>
+    </w:p>
+    <w:p>
+      <w:r>
+        <w:tab/>
+        <w:t>Ip conflicts =</w:t>
+      </w:r>
+      <w:proofErr w:type="gramStart"/>
+      <w:r>
+        <w:t>&gt;  static</w:t>
+      </w:r>
+      <w:proofErr w:type="gramEnd"/>
+      <w:r>
+        <w:t xml:space="preserve"> </w:t>
+      </w:r>
+      <w:proofErr w:type="spellStart"/>
+      <w:r>
+        <w:t>ip</w:t>
+      </w:r>
+      <w:proofErr w:type="spellEnd"/>
+      <w:r>
+        <w:t xml:space="preserve"> (manually assign </w:t>
+      </w:r>
+      <w:proofErr w:type="spellStart"/>
+      <w:r>
+        <w:t>ip</w:t>
+      </w:r>
+      <w:proofErr w:type="spellEnd"/>
+      <w:r>
+        <w:t xml:space="preserve"> </w:t>
+      </w:r>
+      <w:proofErr w:type="gramStart"/>
+      <w:r>
+        <w:t>address )</w:t>
+      </w:r>
+      <w:proofErr w:type="gramEnd"/>
+      <w:r>
+        <w:t xml:space="preserve"> </w:t>
+      </w:r>
+    </w:p>
+    <w:p>
+      <w:r>
+        <w:tab/>
+        <w:t xml:space="preserve">DNS </w:t>
+      </w:r>
+      <w:proofErr w:type="gramStart"/>
+      <w:r>
+        <w:t>failure :</w:t>
+      </w:r>
+      <w:proofErr w:type="gramEnd"/>
+      <w:r>
+        <w:t xml:space="preserve"> phonebook is broken </w:t>
+      </w:r>
+    </w:p>
     <w:p/>
     <w:sectPr>
       <w:pgSz w:w="11906" w:h="16838"/>
